--- a/plantillas/inmobiliaria/D5_Manual_Cumplimiento_PLD_v3.docx
+++ b/plantillas/inmobiliaria/D5_Manual_Cumplimiento_PLD_v3.docx
@@ -1117,7 +1117,7 @@
                 <w:sz w:val="18"/>
                 <w:szCs w:val="18"/>
               </w:rPr>
-              <w:t xml:space="preserve">8,025 UMA (~$941,512 MXN)</w:t>
+              <w:t xml:space="preserve">8,025 UMA (~$941,413 MXN)</w:t>
             </w:r>
           </w:p>
         </w:tc>
@@ -1207,7 +1207,7 @@
                 <w:sz w:val="18"/>
                 <w:szCs w:val="18"/>
               </w:rPr>
-              <w:t xml:space="preserve">8,025 UMA (~$941,512 MXN)</w:t>
+              <w:t xml:space="preserve">8,025 UMA (~$941,413 MXN)</w:t>
             </w:r>
           </w:p>
         </w:tc>
@@ -1297,7 +1297,7 @@
                 <w:sz w:val="18"/>
                 <w:szCs w:val="18"/>
               </w:rPr>
-              <w:t xml:space="preserve">3,210 UMA (~$376,566 MXN/mes)</w:t>
+              <w:t xml:space="preserve">3,210 UMA (~$376,565 MXN/mes)</w:t>
             </w:r>
           </w:p>
         </w:tc>
@@ -1936,7 +1936,7 @@
           <w:sz w:val="20"/>
           <w:szCs w:val="20"/>
         </w:rPr>
-        <w:t xml:space="preserve">Conforme al artículo 32 de la LFPIORPI y su Reglamento, está prohibido aceptar pagos en efectivo que superen el equivalente a 8,025 veces la UMA diaria, con IVA incluido.</w:t>
+        <w:t xml:space="preserve">Conforme al artículo 32 de la LFPIORPI, está prohibido liquidar o aceptar pagos en efectivo (monedas, billetes o Metales Preciosos) en la constitución o transmisión de derechos reales sobre inmuebles por un valor igual o superior al equivalente a 8,025 veces la UMA diaria (fracción I), y en la constitución de derechos personales de uso o goce de inmuebles (rentas) por un valor igual o superior a 3,210 veces la UMA diaria mensuales (fracción VII), al día en que se realice el pago o se cumpla la obligación.</w:t>
       </w:r>
     </w:p>
     <w:tbl>
@@ -2092,7 +2092,7 @@
                 <w:sz w:val="18"/>
                 <w:szCs w:val="18"/>
               </w:rPr>
-              <w:t xml:space="preserve">$941,512.75 MXN</w:t>
+              <w:t xml:space="preserve">$941,412.75 MXN</w:t>
             </w:r>
           </w:p>
         </w:tc>
@@ -2116,7 +2116,7 @@
                 <w:sz w:val="18"/>
                 <w:szCs w:val="18"/>
               </w:rPr>
-              <w:t xml:space="preserve">+ IVA (16%)</w:t>
+              <w:t xml:space="preserve">IVA</w:t>
             </w:r>
           </w:p>
         </w:tc>
@@ -2138,7 +2138,7 @@
                 <w:sz w:val="18"/>
                 <w:szCs w:val="18"/>
               </w:rPr>
-              <w:t xml:space="preserve">$150,642.04 MXN</w:t>
+              <w:t xml:space="preserve">No se adiciona (Art. 32 LFPIORPI)</w:t>
             </w:r>
           </w:p>
         </w:tc>
@@ -2162,7 +2162,7 @@
                 <w:sz w:val="18"/>
                 <w:szCs w:val="18"/>
               </w:rPr>
-              <w:t xml:space="preserve">UMBRAL TOTAL CON IVA</w:t>
+              <w:t xml:space="preserve">UMBRAL APLICABLE (INMUEBLES)</w:t>
             </w:r>
           </w:p>
         </w:tc>
@@ -2184,7 +2184,7 @@
                 <w:sz w:val="18"/>
                 <w:szCs w:val="18"/>
               </w:rPr>
-              <w:t xml:space="preserve">$1,092,154.79 MXN</w:t>
+              <w:t xml:space="preserve">$941,412.75 MXN</w:t>
             </w:r>
           </w:p>
         </w:tc>
@@ -2208,7 +2208,7 @@
           <w:sz w:val="20"/>
           <w:szCs w:val="20"/>
         </w:rPr>
-        <w:t xml:space="preserve">Los Avisos deben presentarse ante la UIF, por conducto del SAT, dentro de los plazos previstos en el Art. 23 de la LFPIORPI. En meses sin operaciones que reportar, se presenta un Informe en ceros conforme al Art. 25 de las RCG.</w:t>
+        <w:t xml:space="preserve">Los Avisos deben presentarse ante la UIF, por conducto del SAT, a más tardar el día 17 del mes inmediato siguiente a aquel en que se realizó la operación (Art. 23 de la LFPIORPI). En meses sin operaciones que reportar, se presenta un Informe en ceros conforme al Art. 25 de las RCG.</w:t>
       </w:r>
     </w:p>
     <w:p>
@@ -3072,7 +3072,7 @@
                 <w:sz w:val="18"/>
                 <w:szCs w:val="18"/>
               </w:rPr>
-              <w:t xml:space="preserve">$500,000 MXN</w:t>
+              <w:t xml:space="preserve">200 UMA (~$23,462)</w:t>
             </w:r>
           </w:p>
         </w:tc>
@@ -3094,7 +3094,7 @@
                 <w:sz w:val="18"/>
                 <w:szCs w:val="18"/>
               </w:rPr>
-              <w:t xml:space="preserve">$2,000,000 MXN</w:t>
+              <w:t xml:space="preserve">2,000 UMA (~$234,620)</w:t>
             </w:r>
           </w:p>
         </w:tc>
@@ -3140,7 +3140,7 @@
                 <w:sz w:val="18"/>
                 <w:szCs w:val="18"/>
               </w:rPr>
-              <w:t xml:space="preserve">$500,000 MXN</w:t>
+              <w:t xml:space="preserve">200 UMA (~$23,462)</w:t>
             </w:r>
           </w:p>
         </w:tc>
@@ -3162,7 +3162,7 @@
                 <w:sz w:val="18"/>
                 <w:szCs w:val="18"/>
               </w:rPr>
-              <w:t xml:space="preserve">$1,000,000 MXN</w:t>
+              <w:t xml:space="preserve">2,000 UMA (~$234,620)</w:t>
             </w:r>
           </w:p>
         </w:tc>
@@ -3208,7 +3208,7 @@
                 <w:sz w:val="18"/>
                 <w:szCs w:val="18"/>
               </w:rPr>
-              <w:t xml:space="preserve">$500,000 MXN</w:t>
+              <w:t xml:space="preserve">10,000 UMA (~$1,173,100)</w:t>
             </w:r>
           </w:p>
         </w:tc>
@@ -3230,7 +3230,7 @@
                 <w:sz w:val="18"/>
                 <w:szCs w:val="18"/>
               </w:rPr>
-              <w:t xml:space="preserve">$1,000,000 MXN por mes</w:t>
+              <w:t xml:space="preserve">65,000 UMA (~$7,624,150) o 10%–100% del valor del acto, el mayor</w:t>
             </w:r>
           </w:p>
         </w:tc>
@@ -3276,7 +3276,7 @@
                 <w:sz w:val="18"/>
                 <w:szCs w:val="18"/>
               </w:rPr>
-              <w:t xml:space="preserve">$100,000 MXN</w:t>
+              <w:t xml:space="preserve">200 UMA (~$23,462)</w:t>
             </w:r>
           </w:p>
         </w:tc>
@@ -3298,7 +3298,7 @@
                 <w:sz w:val="18"/>
                 <w:szCs w:val="18"/>
               </w:rPr>
-              <w:t xml:space="preserve">$250,000 MXN</w:t>
+              <w:t xml:space="preserve">2,000 UMA (~$234,620)</w:t>
             </w:r>
           </w:p>
         </w:tc>
@@ -3344,7 +3344,7 @@
                 <w:sz w:val="18"/>
                 <w:szCs w:val="18"/>
               </w:rPr>
-              <w:t xml:space="preserve">$500,000 MXN</w:t>
+              <w:t xml:space="preserve">10,000 UMA (~$1,173,100)</w:t>
             </w:r>
           </w:p>
         </w:tc>
@@ -3366,7 +3366,7 @@
                 <w:sz w:val="18"/>
                 <w:szCs w:val="18"/>
               </w:rPr>
-              <w:t xml:space="preserve">$2,000,000 MXN</w:t>
+              <w:t xml:space="preserve">65,000 UMA (~$7,624,150) o 10%–100% del valor del acto, el mayor</w:t>
             </w:r>
           </w:p>
         </w:tc>
@@ -3384,7 +3384,7 @@
           <w:sz w:val="19"/>
           <w:szCs w:val="19"/>
         </w:rPr>
-        <w:t xml:space="preserve">Montos de referencia; deben verificarse anualmente conforme a la UMA vigente y a la Resolución Miscelánea Fiscal aplicable.</w:t>
+        <w:t xml:space="preserve">Fuente: Arts. 53 y 54 de la LFPIORPI (UMA 2026: $117.31). Incumplir las obligaciones del Art. 18, o presentar el Aviso extemporáneamente dentro de los 30 días siguientes al plazo: 200 a 2,000 UMA. Omitir Avisos o participar en actos prohibidos por el Art. 32: 10,000 a 65,000 UMA, o 10% a 100% del valor del acto, la que resulte mayor. Art. 55: beneficio de cumplimiento espontáneo. Actualizar los montos cada enero con la UMA vigente.</w:t>
       </w:r>
     </w:p>
     <w:p>

--- a/plantillas/inmobiliaria/D5_Manual_Cumplimiento_PLD_v3.docx
+++ b/plantillas/inmobiliaria/D5_Manual_Cumplimiento_PLD_v3.docx
@@ -3230,7 +3230,7 @@
                 <w:sz w:val="18"/>
                 <w:szCs w:val="18"/>
               </w:rPr>
-              <w:t xml:space="preserve">65,000 UMA (~$7,624,150) o 10%–100% del valor del acto, el mayor</w:t>
+              <w:t xml:space="preserve">65,000 UMA (~$7,625,150) o 10%–100% del valor del acto, el mayor</w:t>
             </w:r>
           </w:p>
         </w:tc>
@@ -3366,7 +3366,7 @@
                 <w:sz w:val="18"/>
                 <w:szCs w:val="18"/>
               </w:rPr>
-              <w:t xml:space="preserve">65,000 UMA (~$7,624,150) o 10%–100% del valor del acto, el mayor</w:t>
+              <w:t xml:space="preserve">65,000 UMA (~$7,625,150) o 10%–100% del valor del acto, el mayor</w:t>
             </w:r>
           </w:p>
         </w:tc>
